--- a/output/summary/productDetails/FederatedGqlBrakDown-productDetails.docx
+++ b/output/summary/productDetails/FederatedGqlBrakDown-productDetails.docx
@@ -192,7 +192,7 @@
           <w:color w:val="444444"/>
           <w:sz w:val="18"/>
         </w:rPr>
-        <w:t xml:space="preserve">   |   Generated: 2026-07-07</w:t>
+        <w:t xml:space="preserve">   |   Generated: 2026-07-15</w:t>
       </w:r>
     </w:p>
     <w:p>
@@ -394,7 +394,7 @@
           <w:color w:val="373737"/>
           <w:sz w:val="20"/>
         </w:rPr>
-        <w:t xml:space="preserve"> the current code obtains per-resource capability tokens via ACL; </w:t>
+        <w:t xml:space="preserve"> the current code obtains per-resource capability tokens via ACL; Per the program-level working decision, </w:t>
       </w:r>
       <w:r>
         <w:rPr>
@@ -402,14 +402,28 @@
           <w:color w:val="373737"/>
           <w:sz w:val="20"/>
         </w:rPr>
-        <w:t>ACL is ignored in the DGS implementation</w:t>
+        <w:t>the DGS layer carries no ACL plumbing story</w:t>
       </w:r>
       <w:r>
         <w:rPr>
           <w:color w:val="373737"/>
           <w:sz w:val="20"/>
         </w:rPr>
-        <w:t xml:space="preserve"> (no ACL story) — noted for context only.</w:t>
+        <w:t xml:space="preserve"> — each domain service performs its own access control; scenario ADRs (</w:t>
+      </w:r>
+      <w:r>
+        <w:rPr>
+          <w:rFonts w:ascii="Courier New" w:hAnsi="Courier New"/>
+          <w:sz w:val="20"/>
+        </w:rPr>
+        <w:t>complexStories/*/02-adr-noacl-*.md</w:t>
+      </w:r>
+      <w:r>
+        <w:rPr>
+          <w:color w:val="373737"/>
+          <w:sz w:val="20"/>
+        </w:rPr>
+        <w:t>) record the assumption's impact and ratify with the global decision. ACL is noted in stories for context only.</w:t>
       </w:r>
     </w:p>
     <w:p>
@@ -910,7 +924,7 @@
           <w:color w:val="444444"/>
           <w:sz w:val="18"/>
         </w:rPr>
-        <w:t>This domain's complex, cross-cutting problems are tracked once as program spikes in the global breakdown — see 'Phase 0 — Program Spikes' and 'Spike Detail' (the brief, the decision, intended cross-domain steps, and every affected resolver's external deps + current logic) in Federated+Graphql+Stories+-+BreakDown. Nothing from there is repeated here; the stories below just link to it. Follow a story's SPARK-SPIKE-0x id to the global Spike Detail for the target flow + the external services each resolver calls (see 'How to read the spikes &amp; related stories' in the global doc).</w:t>
+        <w:t>This domain's complex, cross-cutting problems are tracked once as program spikes in the global breakdown — see 'Phase 0 — Program Spikes' and 'Spike Detail' (the brief, the decision, intended cross-domain steps, and every affected resolver's external deps + current logic) in Federated+Graphql+Stories+-+BreakDown. Nothing from there is repeated here; the stories below just link to it. Follow a story's SPIKE-0x id to the global Spike Detail for the target flow + the external services each resolver calls (see 'How to read the spikes &amp; related stories' in the global doc).</w:t>
       </w:r>
     </w:p>
     <w:tbl>
@@ -1012,7 +1026,7 @@
                 <w:color w:val="373737"/>
                 <w:sz w:val="18"/>
               </w:rPr>
-              <w:t>🔴🔬 SPARK-PDTL-E01 — updateProductDetailsSet (multi-step write)</w:t>
+              <w:t>🔴🔬 PDTL-BE-E-01 — updateProductDetailsSet (multi-step write)</w:t>
             </w:r>
           </w:p>
         </w:tc>
@@ -1030,7 +1044,7 @@
                 <w:color w:val="373737"/>
                 <w:sz w:val="18"/>
               </w:rPr>
-              <w:t>SPARK-SPIKE-01</w:t>
+              <w:t>SPIKE-01</w:t>
             </w:r>
           </w:p>
         </w:tc>
@@ -1979,7 +1993,7 @@
                 <w:color w:val="373737"/>
                 <w:sz w:val="18"/>
               </w:rPr>
-              <w:t>reads + mutations parallel after B01</w:t>
+              <w:t>reads + mutations parallel after B-01</w:t>
             </w:r>
           </w:p>
         </w:tc>
@@ -2116,7 +2130,7 @@
                 <w:color w:val="373737"/>
                 <w:sz w:val="18"/>
               </w:rPr>
-              <w:t>B01 (DGS module init + service wiring + first resolver)</w:t>
+              <w:t>B-01 (DGS module init + service wiring + first resolver)</w:t>
             </w:r>
           </w:p>
         </w:tc>
@@ -2174,7 +2188,7 @@
                 <w:color w:val="373737"/>
                 <w:sz w:val="18"/>
               </w:rPr>
-              <w:t>D01–D05</w:t>
+              <w:t>D-01–D-05</w:t>
             </w:r>
           </w:p>
         </w:tc>
@@ -2231,7 +2245,7 @@
                 <w:color w:val="373737"/>
                 <w:sz w:val="18"/>
               </w:rPr>
-              <w:t>E01 + F01</w:t>
+              <w:t>E-01 + F-01</w:t>
             </w:r>
           </w:p>
         </w:tc>
@@ -2289,7 +2303,7 @@
                 <w:color w:val="373737"/>
                 <w:sz w:val="18"/>
               </w:rPr>
-              <w:t>G01–G03</w:t>
+              <w:t>G-01–G-03</w:t>
             </w:r>
           </w:p>
         </w:tc>
@@ -2346,7 +2360,7 @@
                 <w:color w:val="373737"/>
                 <w:sz w:val="18"/>
               </w:rPr>
-              <w:t>G04</w:t>
+              <w:t>G-04</w:t>
             </w:r>
           </w:p>
         </w:tc>
@@ -2554,7 +2568,7 @@
                 <w:color w:val="1F497D"/>
                 <w:sz w:val="17"/>
               </w:rPr>
-              <w:t>SPARK-PDTL-B01</w:t>
+              <w:t>PDTL-BE-B-01</w:t>
             </w:r>
           </w:p>
           <w:p>
@@ -2718,7 +2732,7 @@
           <w:color w:val="444444"/>
           <w:sz w:val="17"/>
         </w:rPr>
-        <w:t xml:space="preserve">SPARK-PDTL-B01: </w:t>
+        <w:t xml:space="preserve">PDTL-BE-B-01: </w:t>
       </w:r>
       <w:r>
         <w:rPr>
@@ -2936,7 +2950,7 @@
                 <w:color w:val="1F497D"/>
                 <w:sz w:val="17"/>
               </w:rPr>
-              <w:t>SPARK-PDTL-C01</w:t>
+              <w:t>PDTL-BE-C-01</w:t>
             </w:r>
           </w:p>
           <w:p>
@@ -3018,7 +3032,7 @@
                 <w:color w:val="444444"/>
                 <w:sz w:val="17"/>
               </w:rPr>
-              <w:t>B01</w:t>
+              <w:t>B-01</w:t>
             </w:r>
           </w:p>
         </w:tc>
@@ -3287,7 +3301,7 @@
                 <w:color w:val="1F497D"/>
                 <w:sz w:val="17"/>
               </w:rPr>
-              <w:t>SPARK-PDTL-D01</w:t>
+              <w:t>PDTL-BE-D-01</w:t>
             </w:r>
           </w:p>
           <w:p>
@@ -3350,7 +3364,7 @@
                 <w:color w:val="444444"/>
                 <w:sz w:val="17"/>
               </w:rPr>
-              <w:t>B01</w:t>
+              <w:t>B-01</w:t>
             </w:r>
           </w:p>
         </w:tc>
@@ -3476,7 +3490,7 @@
                 <w:color w:val="1F497D"/>
                 <w:sz w:val="17"/>
               </w:rPr>
-              <w:t>SPARK-PDTL-D02</w:t>
+              <w:t>PDTL-BE-D-02</w:t>
             </w:r>
           </w:p>
           <w:p>
@@ -3542,7 +3556,7 @@
                 <w:color w:val="444444"/>
                 <w:sz w:val="17"/>
               </w:rPr>
-              <w:t>B01</w:t>
+              <w:t>B-01</w:t>
             </w:r>
           </w:p>
         </w:tc>
@@ -3648,7 +3662,7 @@
                 <w:color w:val="1F497D"/>
                 <w:sz w:val="17"/>
               </w:rPr>
-              <w:t>SPARK-PDTL-D03</w:t>
+              <w:t>PDTL-BE-D-03</w:t>
             </w:r>
           </w:p>
           <w:p>
@@ -3711,7 +3725,7 @@
                 <w:color w:val="444444"/>
                 <w:sz w:val="17"/>
               </w:rPr>
-              <w:t>B01</w:t>
+              <w:t>B-01</w:t>
             </w:r>
           </w:p>
         </w:tc>
@@ -3824,7 +3838,7 @@
                 <w:color w:val="1F497D"/>
                 <w:sz w:val="17"/>
               </w:rPr>
-              <w:t>SPARK-PDTL-D04</w:t>
+              <w:t>PDTL-BE-D-04</w:t>
             </w:r>
           </w:p>
           <w:p>
@@ -3909,7 +3923,7 @@
                 <w:color w:val="444444"/>
                 <w:sz w:val="17"/>
               </w:rPr>
-              <w:t>B01</w:t>
+              <w:t>B-01</w:t>
             </w:r>
           </w:p>
         </w:tc>
@@ -4042,7 +4056,7 @@
                 <w:color w:val="1F497D"/>
                 <w:sz w:val="17"/>
               </w:rPr>
-              <w:t>SPARK-PDTL-D05</w:t>
+              <w:t>PDTL-BE-D-05</w:t>
             </w:r>
           </w:p>
           <w:p>
@@ -4105,7 +4119,7 @@
                 <w:color w:val="444444"/>
                 <w:sz w:val="17"/>
               </w:rPr>
-              <w:t>B01</w:t>
+              <w:t>B-01</w:t>
             </w:r>
           </w:p>
         </w:tc>
@@ -4400,7 +4414,7 @@
                 <w:color w:val="C0392B"/>
                 <w:sz w:val="17"/>
               </w:rPr>
-              <w:t>SPARK-PDTL-E01</w:t>
+              <w:t>PDTL-BE-E-01</w:t>
             </w:r>
           </w:p>
           <w:p>
@@ -4432,7 +4446,7 @@
                 <w:color w:val="C0392B"/>
                 <w:sz w:val="16"/>
               </w:rPr>
-              <w:t>🔴🔬 Spike-gated on SPARK-SPIKE-01 (Non-Atomic Write Saga)</w:t>
+              <w:t>🔴🔬 Spike-gated on SPIKE-01 (Non-Atomic Write Saga)</w:t>
             </w:r>
           </w:p>
         </w:tc>
@@ -4502,7 +4516,7 @@
                 <w:color w:val="444444"/>
                 <w:sz w:val="17"/>
               </w:rPr>
-              <w:t>SPARK-SPIKE-01, B01</w:t>
+              <w:t>SPIKE-01, B-01</w:t>
             </w:r>
           </w:p>
         </w:tc>
@@ -4879,7 +4893,7 @@
                 <w:color w:val="1F497D"/>
                 <w:sz w:val="17"/>
               </w:rPr>
-              <w:t>SPARK-PDTL-F01</w:t>
+              <w:t>PDTL-BE-F-01</w:t>
             </w:r>
           </w:p>
           <w:p>
@@ -4949,7 +4963,7 @@
                 <w:color w:val="444444"/>
                 <w:sz w:val="17"/>
               </w:rPr>
-              <w:t>B01</w:t>
+              <w:t>B-01</w:t>
             </w:r>
           </w:p>
         </w:tc>
@@ -5198,7 +5212,7 @@
                 <w:color w:val="1F497D"/>
                 <w:sz w:val="17"/>
               </w:rPr>
-              <w:t>SPARK-PDTL-G01</w:t>
+              <w:t>PDTL-BE-G-01</w:t>
             </w:r>
           </w:p>
           <w:p>
@@ -5308,7 +5322,7 @@
                 <w:color w:val="444444"/>
                 <w:sz w:val="17"/>
               </w:rPr>
-              <w:t>B01</w:t>
+              <w:t>B-01</w:t>
             </w:r>
           </w:p>
         </w:tc>
@@ -5414,7 +5428,7 @@
                 <w:color w:val="1F497D"/>
                 <w:sz w:val="17"/>
               </w:rPr>
-              <w:t>SPARK-PDTL-G02</w:t>
+              <w:t>PDTL-BE-G-02</w:t>
             </w:r>
           </w:p>
           <w:p>
@@ -5555,7 +5569,7 @@
                 <w:color w:val="444444"/>
                 <w:sz w:val="17"/>
               </w:rPr>
-              <w:t>B01</w:t>
+              <w:t>B-01</w:t>
             </w:r>
           </w:p>
         </w:tc>
@@ -5716,7 +5730,7 @@
                 <w:color w:val="1F497D"/>
                 <w:sz w:val="17"/>
               </w:rPr>
-              <w:t>SPARK-PDTL-G03</w:t>
+              <w:t>PDTL-BE-G-03</w:t>
             </w:r>
           </w:p>
           <w:p>
@@ -5840,7 +5854,7 @@
                 <w:color w:val="444444"/>
                 <w:sz w:val="17"/>
               </w:rPr>
-              <w:t>B01</w:t>
+              <w:t>B-01</w:t>
             </w:r>
           </w:p>
         </w:tc>
@@ -5973,7 +5987,7 @@
                 <w:color w:val="1F497D"/>
                 <w:sz w:val="17"/>
               </w:rPr>
-              <w:t>SPARK-PDTL-G04</w:t>
+              <w:t>PDTL-BE-G-04</w:t>
             </w:r>
           </w:p>
           <w:p>
@@ -6039,7 +6053,7 @@
                 <w:color w:val="444444"/>
                 <w:sz w:val="17"/>
               </w:rPr>
-              <w:t>B01, E01, G01</w:t>
+              <w:t>B-01, E-01, G-01</w:t>
             </w:r>
           </w:p>
         </w:tc>
